--- a/docs/quarto/index.docx
+++ b/docs/quarto/index.docx
@@ -7,7 +7,7 @@
         <w:pStyle w:val="Title"/>
       </w:pPr>
       <w:r>
-        <w:t xml:space="preserve">Burden and predictors of 30-day readmission in patients with aortic dissection (Stratified by Type A vs Type B)</w:t>
+        <w:t xml:space="preserve">Burden and predictors of 90-day readmission in patients with aortic dissection (Stratified by Type A vs Type B)</w:t>
       </w:r>
     </w:p>
     <w:p>
@@ -98,7 +98,7 @@
         </w:numPr>
       </w:pPr>
       <w:r>
-        <w:t xml:space="preserve">To identify patient- and hospital-level predictors of 30-day all-cause hospital readmission among adults hospitalized for aortic dissection using a nationally representative dataset. This study also evaluates the clinical and economic burden of readmission in this high-risk population, including its associations with in-hospital mortality, length of stay (LOS), and hospital charges.</w:t>
+        <w:t xml:space="preserve">To identify patient- and hospital-level predictors of 90-day all-cause hospital readmission among adults hospitalized for aortic dissection using a nationally representative dataset. This study also evaluates the clinical and economic burden of readmission in this high-risk population, including its associations with in-hospital mortality, length of stay (LOS), and hospital charges.</w:t>
       </w:r>
     </w:p>
     <w:p>
@@ -183,7 +183,7 @@
         </w:numPr>
       </w:pPr>
       <w:r>
-        <w:t xml:space="preserve">Index discharge by the end of November to allow for a complete 30-day follow-up period</w:t>
+        <w:t xml:space="preserve">Index discharge by the end of September to allow for a complete 90-day follow-up period</w:t>
       </w:r>
     </w:p>
     <w:p>
@@ -322,7 +322,7 @@
         </w:numPr>
       </w:pPr>
       <w:r>
-        <w:t xml:space="preserve">Predictors of 30-day readmission</w:t>
+        <w:t xml:space="preserve">Predictors of 90-day readmission</w:t>
       </w:r>
     </w:p>
     <w:p>
@@ -753,7 +753,7 @@
         </w:numPr>
       </w:pPr>
       <w:r>
-        <w:t xml:space="preserve">Weighted baseline characteristics of index hospitalizations were summarized and stratified by 30-day readmission status to compare patients who were readmitted versus those who were not.</w:t>
+        <w:t xml:space="preserve">Weighted baseline characteristics of index hospitalizations were summarized and stratified by 90-day readmission status to compare patients who were readmitted versus those who were not.</w:t>
       </w:r>
     </w:p>
     <w:p>
@@ -775,7 +775,7 @@
         </w:numPr>
       </w:pPr>
       <w:r>
-        <w:t xml:space="preserve">With 30-day readmission</w:t>
+        <w:t xml:space="preserve">With 90-day readmission</w:t>
       </w:r>
     </w:p>
     <w:p>
@@ -819,7 +819,7 @@
         </w:numPr>
       </w:pPr>
       <w:r>
-        <w:t xml:space="preserve">A survey-weighted logistic regression modeled predictors of 30-day readmission.</w:t>
+        <w:t xml:space="preserve">A survey-weighted logistic regression modeled predictors of 90-day readmission.</w:t>
       </w:r>
     </w:p>
     <w:p>
@@ -6201,7 +6201,7 @@
                 <w:rFonts w:ascii="Calibri" w:hAnsi="Calibri"/>
                 <w:sz w:val="20"/>
               </w:rPr>
-              <w:t xml:space="default">30-Day Readmission</w:t>
+              <w:t xml:space="default">90-Day Readmission</w:t>
             </w:r>
           </w:p>
         </w:tc>
@@ -6451,7 +6451,7 @@
                 <w:rFonts w:ascii="Calibri" w:hAnsi="Calibri"/>
                 <w:sz w:val="20"/>
               </w:rPr>
-              <w:t xml:space="default">    With 30-day readmission</w:t>
+              <w:t xml:space="default">    With 90-day readmission</w:t>
             </w:r>
           </w:p>
         </w:tc>
@@ -6725,55 +6725,55 @@
                 <w:rFonts w:ascii="Calibri" w:hAnsi="Calibri"/>
                 <w:sz w:val="20"/>
               </w:rPr>
-              <w:t xml:space="default">7 (3, 11)</w:t>
-            </w:r>
-          </w:p>
-        </w:tc>
-        <w:tc>
-          <w:tcPr>
-            <w:tcBorders>
-              <w:top w:val="single" w:space="0" w:color="D3D3D3"/>
-              <w:bottom w:val="single" w:space="0" w:color="D3D3D3"/>
-              <w:start w:val="single" w:space="0" w:color="D3D3D3"/>
-              <w:end w:val="single" w:space="0" w:color="D3D3D3"/>
-            </w:tcBorders>
-          </w:tcPr>
-          <w:p>
-            <w:pPr>
-              <w:spacing w:before="0" w:after="60"/>
-              <w:keepNext/>
-              <w:jc w:val="center"/>
-            </w:pPr>
-            <w:r>
-              <w:rPr>
-                <w:rFonts w:ascii="Calibri" w:hAnsi="Calibri"/>
-                <w:sz w:val="20"/>
-              </w:rPr>
-              <w:t xml:space="default">10 (6, 17)</w:t>
-            </w:r>
-          </w:p>
-        </w:tc>
-        <w:tc>
-          <w:tcPr>
-            <w:tcBorders>
-              <w:top w:val="single" w:space="0" w:color="D3D3D3"/>
-              <w:bottom w:val="single" w:space="0" w:color="D3D3D3"/>
-              <w:start w:val="single" w:space="0" w:color="D3D3D3"/>
-              <w:end w:val="single" w:space="0" w:color="D3D3D3"/>
-            </w:tcBorders>
-          </w:tcPr>
-          <w:p>
-            <w:pPr>
-              <w:spacing w:before="0" w:after="60"/>
-              <w:keepNext/>
-              <w:jc w:val="center"/>
-            </w:pPr>
-            <w:r>
-              <w:rPr>
-                <w:rFonts w:ascii="Calibri" w:hAnsi="Calibri"/>
-                <w:sz w:val="20"/>
-              </w:rPr>
-              <w:t xml:space="default">6 (3, 10)</w:t>
+              <w:t xml:space="default">10 (11)</w:t>
+            </w:r>
+          </w:p>
+        </w:tc>
+        <w:tc>
+          <w:tcPr>
+            <w:tcBorders>
+              <w:top w:val="single" w:space="0" w:color="D3D3D3"/>
+              <w:bottom w:val="single" w:space="0" w:color="D3D3D3"/>
+              <w:start w:val="single" w:space="0" w:color="D3D3D3"/>
+              <w:end w:val="single" w:space="0" w:color="D3D3D3"/>
+            </w:tcBorders>
+          </w:tcPr>
+          <w:p>
+            <w:pPr>
+              <w:spacing w:before="0" w:after="60"/>
+              <w:keepNext/>
+              <w:jc w:val="center"/>
+            </w:pPr>
+            <w:r>
+              <w:rPr>
+                <w:rFonts w:ascii="Calibri" w:hAnsi="Calibri"/>
+                <w:sz w:val="20"/>
+              </w:rPr>
+              <w:t xml:space="default">14 (12)</w:t>
+            </w:r>
+          </w:p>
+        </w:tc>
+        <w:tc>
+          <w:tcPr>
+            <w:tcBorders>
+              <w:top w:val="single" w:space="0" w:color="D3D3D3"/>
+              <w:bottom w:val="single" w:space="0" w:color="D3D3D3"/>
+              <w:start w:val="single" w:space="0" w:color="D3D3D3"/>
+              <w:end w:val="single" w:space="0" w:color="D3D3D3"/>
+            </w:tcBorders>
+          </w:tcPr>
+          <w:p>
+            <w:pPr>
+              <w:spacing w:before="0" w:after="60"/>
+              <w:keepNext/>
+              <w:jc w:val="center"/>
+            </w:pPr>
+            <w:r>
+              <w:rPr>
+                <w:rFonts w:ascii="Calibri" w:hAnsi="Calibri"/>
+                <w:sz w:val="20"/>
+              </w:rPr>
+              <w:t xml:space="default">8 (11)</w:t>
             </w:r>
           </w:p>
         </w:tc>
@@ -6850,55 +6850,55 @@
                 <w:rFonts w:ascii="Calibri" w:hAnsi="Calibri"/>
                 <w:sz w:val="20"/>
               </w:rPr>
-              <w:t xml:space="default">147,274 (53,922, 286,791)</w:t>
-            </w:r>
-          </w:p>
-        </w:tc>
-        <w:tc>
-          <w:tcPr>
-            <w:tcBorders>
-              <w:top w:val="single" w:space="0" w:color="D3D3D3"/>
-              <w:bottom w:val="single" w:space="0" w:color="D3D3D3"/>
-              <w:start w:val="single" w:space="0" w:color="D3D3D3"/>
-              <w:end w:val="single" w:space="0" w:color="D3D3D3"/>
-            </w:tcBorders>
-          </w:tcPr>
-          <w:p>
-            <w:pPr>
-              <w:spacing w:before="0" w:after="60"/>
-              <w:keepNext/>
-              <w:jc w:val="center"/>
-            </w:pPr>
-            <w:r>
-              <w:rPr>
-                <w:rFonts w:ascii="Calibri" w:hAnsi="Calibri"/>
-                <w:sz w:val="20"/>
-              </w:rPr>
-              <w:t xml:space="default">290,112 (189,791, 479,684)</w:t>
-            </w:r>
-          </w:p>
-        </w:tc>
-        <w:tc>
-          <w:tcPr>
-            <w:tcBorders>
-              <w:top w:val="single" w:space="0" w:color="D3D3D3"/>
-              <w:bottom w:val="single" w:space="0" w:color="D3D3D3"/>
-              <w:start w:val="single" w:space="0" w:color="D3D3D3"/>
-              <w:end w:val="single" w:space="0" w:color="D3D3D3"/>
-            </w:tcBorders>
-          </w:tcPr>
-          <w:p>
-            <w:pPr>
-              <w:spacing w:before="0" w:after="60"/>
-              <w:keepNext/>
-              <w:jc w:val="center"/>
-            </w:pPr>
-            <w:r>
-              <w:rPr>
-                <w:rFonts w:ascii="Calibri" w:hAnsi="Calibri"/>
-                <w:sz w:val="20"/>
-              </w:rPr>
-              <w:t xml:space="default">106,906 (41,548, 231,341)</w:t>
+              <w:t xml:space="default">228,419 (296,977)</w:t>
+            </w:r>
+          </w:p>
+        </w:tc>
+        <w:tc>
+          <w:tcPr>
+            <w:tcBorders>
+              <w:top w:val="single" w:space="0" w:color="D3D3D3"/>
+              <w:bottom w:val="single" w:space="0" w:color="D3D3D3"/>
+              <w:start w:val="single" w:space="0" w:color="D3D3D3"/>
+              <w:end w:val="single" w:space="0" w:color="D3D3D3"/>
+            </w:tcBorders>
+          </w:tcPr>
+          <w:p>
+            <w:pPr>
+              <w:spacing w:before="0" w:after="60"/>
+              <w:keepNext/>
+              <w:jc w:val="center"/>
+            </w:pPr>
+            <w:r>
+              <w:rPr>
+                <w:rFonts w:ascii="Calibri" w:hAnsi="Calibri"/>
+                <w:sz w:val="20"/>
+              </w:rPr>
+              <w:t xml:space="default">397,568 (363,579)</w:t>
+            </w:r>
+          </w:p>
+        </w:tc>
+        <w:tc>
+          <w:tcPr>
+            <w:tcBorders>
+              <w:top w:val="single" w:space="0" w:color="D3D3D3"/>
+              <w:bottom w:val="single" w:space="0" w:color="D3D3D3"/>
+              <w:start w:val="single" w:space="0" w:color="D3D3D3"/>
+              <w:end w:val="single" w:space="0" w:color="D3D3D3"/>
+            </w:tcBorders>
+          </w:tcPr>
+          <w:p>
+            <w:pPr>
+              <w:spacing w:before="0" w:after="60"/>
+              <w:keepNext/>
+              <w:jc w:val="center"/>
+            </w:pPr>
+            <w:r>
+              <w:rPr>
+                <w:rFonts w:ascii="Calibri" w:hAnsi="Calibri"/>
+                <w:sz w:val="20"/>
+              </w:rPr>
+              <w:t xml:space="default">183,270 (258,438)</w:t>
             </w:r>
           </w:p>
         </w:tc>
@@ -6954,7 +6954,7 @@
                 <w:rFonts w:ascii="Calibri" w:hAnsi="Calibri"/>
                 <w:sz w:val="20"/>
               </w:rPr>
-              <w:t xml:space="preserve">n (%); Median (Q1, Q3)</w:t>
+              <w:t xml:space="preserve">n (%); Mean (SD)</w:t>
             </w:r>
           </w:p>
         </w:tc>
@@ -7260,7 +7260,7 @@
                 <w:rFonts w:ascii="Calibri" w:hAnsi="Calibri"/>
                 <w:sz w:val="20"/>
               </w:rPr>
-              <w:t xml:space="default">30-Day Readmission</w:t>
+              <w:t xml:space="default">90-Day Readmission</w:t>
             </w:r>
           </w:p>
         </w:tc>
@@ -7510,7 +7510,7 @@
                 <w:rFonts w:ascii="Calibri" w:hAnsi="Calibri"/>
                 <w:sz w:val="20"/>
               </w:rPr>
-              <w:t xml:space="default">    With 30-day readmission</w:t>
+              <w:t xml:space="default">    With 90-day readmission</w:t>
             </w:r>
           </w:p>
         </w:tc>
@@ -7784,55 +7784,55 @@
                 <w:rFonts w:ascii="Calibri" w:hAnsi="Calibri"/>
                 <w:sz w:val="20"/>
               </w:rPr>
-              <w:t xml:space="default">6 (3, 10)</w:t>
-            </w:r>
-          </w:p>
-        </w:tc>
-        <w:tc>
-          <w:tcPr>
-            <w:tcBorders>
-              <w:top w:val="single" w:space="0" w:color="D3D3D3"/>
-              <w:bottom w:val="single" w:space="0" w:color="D3D3D3"/>
-              <w:start w:val="single" w:space="0" w:color="D3D3D3"/>
-              <w:end w:val="single" w:space="0" w:color="D3D3D3"/>
-            </w:tcBorders>
-          </w:tcPr>
-          <w:p>
-            <w:pPr>
-              <w:spacing w:before="0" w:after="60"/>
-              <w:keepNext/>
-              <w:jc w:val="center"/>
-            </w:pPr>
-            <w:r>
-              <w:rPr>
-                <w:rFonts w:ascii="Calibri" w:hAnsi="Calibri"/>
-                <w:sz w:val="20"/>
-              </w:rPr>
-              <w:t xml:space="default">10 (7, 17)</w:t>
-            </w:r>
-          </w:p>
-        </w:tc>
-        <w:tc>
-          <w:tcPr>
-            <w:tcBorders>
-              <w:top w:val="single" w:space="0" w:color="D3D3D3"/>
-              <w:bottom w:val="single" w:space="0" w:color="D3D3D3"/>
-              <w:start w:val="single" w:space="0" w:color="D3D3D3"/>
-              <w:end w:val="single" w:space="0" w:color="D3D3D3"/>
-            </w:tcBorders>
-          </w:tcPr>
-          <w:p>
-            <w:pPr>
-              <w:spacing w:before="0" w:after="60"/>
-              <w:keepNext/>
-              <w:jc w:val="center"/>
-            </w:pPr>
-            <w:r>
-              <w:rPr>
-                <w:rFonts w:ascii="Calibri" w:hAnsi="Calibri"/>
-                <w:sz w:val="20"/>
-              </w:rPr>
-              <w:t xml:space="default">7 (4, 13)</w:t>
+              <w:t xml:space="default">9 (11)</w:t>
+            </w:r>
+          </w:p>
+        </w:tc>
+        <w:tc>
+          <w:tcPr>
+            <w:tcBorders>
+              <w:top w:val="single" w:space="0" w:color="D3D3D3"/>
+              <w:bottom w:val="single" w:space="0" w:color="D3D3D3"/>
+              <w:start w:val="single" w:space="0" w:color="D3D3D3"/>
+              <w:end w:val="single" w:space="0" w:color="D3D3D3"/>
+            </w:tcBorders>
+          </w:tcPr>
+          <w:p>
+            <w:pPr>
+              <w:spacing w:before="0" w:after="60"/>
+              <w:keepNext/>
+              <w:jc w:val="center"/>
+            </w:pPr>
+            <w:r>
+              <w:rPr>
+                <w:rFonts w:ascii="Calibri" w:hAnsi="Calibri"/>
+                <w:sz w:val="20"/>
+              </w:rPr>
+              <w:t xml:space="default">14 (14)</w:t>
+            </w:r>
+          </w:p>
+        </w:tc>
+        <w:tc>
+          <w:tcPr>
+            <w:tcBorders>
+              <w:top w:val="single" w:space="0" w:color="D3D3D3"/>
+              <w:bottom w:val="single" w:space="0" w:color="D3D3D3"/>
+              <w:start w:val="single" w:space="0" w:color="D3D3D3"/>
+              <w:end w:val="single" w:space="0" w:color="D3D3D3"/>
+            </w:tcBorders>
+          </w:tcPr>
+          <w:p>
+            <w:pPr>
+              <w:spacing w:before="0" w:after="60"/>
+              <w:keepNext/>
+              <w:jc w:val="center"/>
+            </w:pPr>
+            <w:r>
+              <w:rPr>
+                <w:rFonts w:ascii="Calibri" w:hAnsi="Calibri"/>
+                <w:sz w:val="20"/>
+              </w:rPr>
+              <w:t xml:space="default">10 (10)</w:t>
             </w:r>
           </w:p>
         </w:tc>
@@ -7909,55 +7909,55 @@
                 <w:rFonts w:ascii="Calibri" w:hAnsi="Calibri"/>
                 <w:sz w:val="20"/>
               </w:rPr>
-              <w:t xml:space="default">106,906 (40,686, 249,381)</w:t>
-            </w:r>
-          </w:p>
-        </w:tc>
-        <w:tc>
-          <w:tcPr>
-            <w:tcBorders>
-              <w:top w:val="single" w:space="0" w:color="D3D3D3"/>
-              <w:bottom w:val="single" w:space="0" w:color="D3D3D3"/>
-              <w:start w:val="single" w:space="0" w:color="D3D3D3"/>
-              <w:end w:val="single" w:space="0" w:color="D3D3D3"/>
-            </w:tcBorders>
-          </w:tcPr>
-          <w:p>
-            <w:pPr>
-              <w:spacing w:before="0" w:after="60"/>
-              <w:keepNext/>
-              <w:jc w:val="center"/>
-            </w:pPr>
-            <w:r>
-              <w:rPr>
-                <w:rFonts w:ascii="Calibri" w:hAnsi="Calibri"/>
-                <w:sz w:val="20"/>
-              </w:rPr>
-              <w:t xml:space="default">251,841 (177,721, 418,576)</w:t>
-            </w:r>
-          </w:p>
-        </w:tc>
-        <w:tc>
-          <w:tcPr>
-            <w:tcBorders>
-              <w:top w:val="single" w:space="0" w:color="D3D3D3"/>
-              <w:bottom w:val="single" w:space="0" w:color="D3D3D3"/>
-              <w:start w:val="single" w:space="0" w:color="D3D3D3"/>
-              <w:end w:val="single" w:space="0" w:color="D3D3D3"/>
-            </w:tcBorders>
-          </w:tcPr>
-          <w:p>
-            <w:pPr>
-              <w:spacing w:before="0" w:after="60"/>
-              <w:keepNext/>
-              <w:jc w:val="center"/>
-            </w:pPr>
-            <w:r>
-              <w:rPr>
-                <w:rFonts w:ascii="Calibri" w:hAnsi="Calibri"/>
-                <w:sz w:val="20"/>
-              </w:rPr>
-              <w:t xml:space="default">222,734 (145,813, 329,552)</w:t>
+              <w:t xml:space="default">198,404 (277,175)</w:t>
+            </w:r>
+          </w:p>
+        </w:tc>
+        <w:tc>
+          <w:tcPr>
+            <w:tcBorders>
+              <w:top w:val="single" w:space="0" w:color="D3D3D3"/>
+              <w:bottom w:val="single" w:space="0" w:color="D3D3D3"/>
+              <w:start w:val="single" w:space="0" w:color="D3D3D3"/>
+              <w:end w:val="single" w:space="0" w:color="D3D3D3"/>
+            </w:tcBorders>
+          </w:tcPr>
+          <w:p>
+            <w:pPr>
+              <w:spacing w:before="0" w:after="60"/>
+              <w:keepNext/>
+              <w:jc w:val="center"/>
+            </w:pPr>
+            <w:r>
+              <w:rPr>
+                <w:rFonts w:ascii="Calibri" w:hAnsi="Calibri"/>
+                <w:sz w:val="20"/>
+              </w:rPr>
+              <w:t xml:space="default">363,380 (357,825)</w:t>
+            </w:r>
+          </w:p>
+        </w:tc>
+        <w:tc>
+          <w:tcPr>
+            <w:tcBorders>
+              <w:top w:val="single" w:space="0" w:color="D3D3D3"/>
+              <w:bottom w:val="single" w:space="0" w:color="D3D3D3"/>
+              <w:start w:val="single" w:space="0" w:color="D3D3D3"/>
+              <w:end w:val="single" w:space="0" w:color="D3D3D3"/>
+            </w:tcBorders>
+          </w:tcPr>
+          <w:p>
+            <w:pPr>
+              <w:spacing w:before="0" w:after="60"/>
+              <w:keepNext/>
+              <w:jc w:val="center"/>
+            </w:pPr>
+            <w:r>
+              <w:rPr>
+                <w:rFonts w:ascii="Calibri" w:hAnsi="Calibri"/>
+                <w:sz w:val="20"/>
+              </w:rPr>
+              <w:t xml:space="default">292,486 (309,279)</w:t>
             </w:r>
           </w:p>
         </w:tc>
@@ -8013,7 +8013,7 @@
                 <w:rFonts w:ascii="Calibri" w:hAnsi="Calibri"/>
                 <w:sz w:val="20"/>
               </w:rPr>
-              <w:t xml:space="preserve">n (%); Median (Q1, Q3)</w:t>
+              <w:t xml:space="preserve">n (%); Mean (SD)</w:t>
             </w:r>
           </w:p>
         </w:tc>
@@ -8068,7 +8068,7 @@
         <w:pStyle w:val="Heading3"/>
       </w:pPr>
       <w:r>
-        <w:t xml:space="preserve">30-Day Readmission for Type A Aortic Dissection:</w:t>
+        <w:t xml:space="preserve">90-Day Readmission for Type A Aortic Dissection:</w:t>
       </w:r>
     </w:p>
     <w:tbl xmlns:w="http://schemas.openxmlformats.org/wordprocessingml/2006/main" xmlns:wp="http://schemas.openxmlformats.org/drawingml/2006/wordprocessingDrawing" xmlns:r="http://schemas.openxmlformats.org/officeDocument/2006/relationships" xmlns:w14="http://schemas.microsoft.com/office/word/2010/wordml">
@@ -13668,7 +13668,7 @@
         <w:pStyle w:val="Heading3"/>
       </w:pPr>
       <w:r>
-        <w:t xml:space="preserve">30-Day Readmission for Type B Aortic Dissection:</w:t>
+        <w:t xml:space="preserve">90-Day Readmission for Type B Aortic Dissection:</w:t>
       </w:r>
     </w:p>
     <w:tbl xmlns:w="http://schemas.openxmlformats.org/wordprocessingml/2006/main" xmlns:wp="http://schemas.openxmlformats.org/drawingml/2006/wordprocessingDrawing" xmlns:r="http://schemas.openxmlformats.org/officeDocument/2006/relationships" xmlns:w14="http://schemas.microsoft.com/office/word/2010/wordml">
